--- a/Space_News_14_07_2026.docx
+++ b/Space_News_14_07_2026.docx
@@ -155,7 +155,7 @@
           <w:b/>
           <w:sz w:val="26"/>
         </w:rPr>
-        <w:t>1. ISRO clears three critical crew module safety tests for Gaganyaan - MSN</w:t>
+        <w:t>1. Isro accomplishes 3 key qualification tests for crew module systems for Gaganyaan mission - The Times of India</w:t>
       </w:r>
     </w:p>
     <w:p>
@@ -164,55 +164,6 @@
         <w:jc w:val="left"/>
       </w:pPr>
       <w:hyperlink r:id="rId12">
-        <w:r>
-          <w:rPr>
-            <w:color w:val="0000FF"/>
-            <w:u w:val="single"/>
-          </w:rPr>
-          <w:t>Read more</w:t>
-        </w:r>
-      </w:hyperlink>
-    </w:p>
-    <w:p>
-      <w:pPr>
-        <w:spacing w:after="120" w:line="276" w:lineRule="auto"/>
-        <w:jc w:val="both"/>
-      </w:pPr>
-      <w:r>
-        <w:rPr>
-          <w:rFonts w:ascii="Times New Roman" w:hAnsi="Times New Roman"/>
-          <w:sz w:val="24"/>
-        </w:rPr>
-        <w:t>ISRO clears three critical crew module safety tests for Gaganyaan MSN</w:t>
-      </w:r>
-    </w:p>
-    <w:p>
-      <w:pPr>
-        <w:pBdr>
-          <w:bottom w:val="single" w:sz="6" w:space="6" w:color="A6A6A6"/>
-        </w:pBdr>
-      </w:pPr>
-    </w:p>
-    <w:p/>
-    <w:p>
-      <w:pPr>
-        <w:spacing w:after="60"/>
-      </w:pPr>
-      <w:r>
-        <w:rPr>
-          <w:rFonts w:ascii="Times New Roman" w:hAnsi="Times New Roman"/>
-          <w:b/>
-          <w:sz w:val="26"/>
-        </w:rPr>
-        <w:t>2. Isro accomplishes 3 key qualification tests for crew module systems for Gaganyaan mission - The Times of India</w:t>
-      </w:r>
-    </w:p>
-    <w:p>
-      <w:pPr>
-        <w:spacing w:after="80"/>
-        <w:jc w:val="left"/>
-      </w:pPr>
-      <w:hyperlink r:id="rId13">
         <w:r>
           <w:rPr>
             <w:color w:val="0000FF"/>
@@ -259,7 +210,7 @@
           <w:b/>
           <w:sz w:val="26"/>
         </w:rPr>
-        <w:t>3. Kerala's one district is linked to ISRO, NASA and SpaceX astronauts - India Today</w:t>
+        <w:t>2. NASA Study Points to Smoother Air Taxi Rides</w:t>
       </w:r>
     </w:p>
     <w:p>
@@ -267,185 +218,7 @@
         <w:spacing w:after="80"/>
         <w:jc w:val="left"/>
       </w:pPr>
-      <w:hyperlink r:id="rId14">
-        <w:r>
-          <w:rPr>
-            <w:color w:val="0000FF"/>
-            <w:u w:val="single"/>
-          </w:rPr>
-          <w:t>Read more</w:t>
-        </w:r>
-      </w:hyperlink>
-    </w:p>
-    <w:p>
-      <w:pPr>
-        <w:spacing w:after="120"/>
-        <w:jc w:val="center"/>
-      </w:pPr>
-      <w:r>
-        <w:drawing>
-          <wp:inline xmlns:a="http://schemas.openxmlformats.org/drawingml/2006/main" xmlns:pic="http://schemas.openxmlformats.org/drawingml/2006/picture">
-            <wp:extent cx="4389120" cy="2468880"/>
-            <wp:docPr id="3" name="Picture 3"/>
-            <wp:cNvGraphicFramePr>
-              <a:graphicFrameLocks noChangeAspect="1"/>
-            </wp:cNvGraphicFramePr>
-            <a:graphic>
-              <a:graphicData uri="http://schemas.openxmlformats.org/drawingml/2006/picture">
-                <pic:pic>
-                  <pic:nvPicPr>
-                    <pic:cNvPr id="0" name="image.jpg"/>
-                    <pic:cNvPicPr/>
-                  </pic:nvPicPr>
-                  <pic:blipFill>
-                    <a:blip r:embed="rId15"/>
-                    <a:stretch>
-                      <a:fillRect/>
-                    </a:stretch>
-                  </pic:blipFill>
-                  <pic:spPr>
-                    <a:xfrm>
-                      <a:off x="0" y="0"/>
-                      <a:ext cx="4389120" cy="2468880"/>
-                    </a:xfrm>
-                    <a:prstGeom prst="rect"/>
-                  </pic:spPr>
-                </pic:pic>
-              </a:graphicData>
-            </a:graphic>
-          </wp:inline>
-        </w:drawing>
-      </w:r>
-    </w:p>
-    <w:p>
-      <w:pPr>
-        <w:spacing w:after="120" w:line="276" w:lineRule="auto"/>
-        <w:jc w:val="both"/>
-      </w:pPr>
-      <w:r>
-        <w:rPr>
-          <w:rFonts w:ascii="Times New Roman" w:hAnsi="Times New Roman"/>
-          <w:sz w:val="24"/>
-        </w:rPr>
-        <w:t>India's God-Owned Land, as it is called, Kerala has a connection with ISRO, NASA, and SpaceX. Three astronauts, Dr Anil Menon, Anna Menon, and Air Commodore Prasanth Balakrishnan Nair, share something in common: an enduring connection with a district known as the Granary of Kerala. We are talking about Kerala's Palakkad district, where the literacy rate is 93%, way above the national average of 81% as per the latest data of the government. The connection of three astronauts with one Indian district is one of the rarest phenomena, and this has happened for the first time. In two days, Indian-origin scientist Dr Anil Menon is all set to fly to the International Space Station aboard Russia's Soyuz MS-29 spacecraft, where he will spend time in a microgravity environment. His wife, Anna Menon, an American engineer who previously worked with SpaceX and flew on the memorable Polaris Dawn mission, is now associated with Palakkad district. Prasanth Balakrishnan Nair, one of India's astronauts selected for the Gaganyaan mission, was also part of the preparations for the Axiom-4 mission. The Kerala district's contribution to spaceflight cannot be overlooked. It is a feat that the locals are celebrating with great pride. It should also be remembered that ISRO was born in the fishing village of Thumba in Kerala. The fact that astronauts Menon and Nair have trained together makes this connection even more special and emotional. (Image: Prasanth B Nair/Instagram) Menon's mission is scheduled for this month, while Nair is preparing for India's next major milestone. Gaganyaan is an ambitious Indian space programme that is expected to take flight in the coming years. Dr Anil Menon was born to an Indian father and a Ukrainian mother in Minneapolis in 1976 and was raised there. His connection with Kerala is enough to inspire many aspiring astronauts. He also spent considerable time in India as a Rotary Ambassadorial Scholar, where he supported polio vaccination efforts. The many facets of Menon's career include being a medical doctor, mechanical engineer, aerospace medicine specialist, flight surgeon, military officer, pilot, and researcher. NASA's official website describes him as an emergency medicine physician, a colonel in the US Air Force, and a NASA flight surgeon whose invaluable support has helped many astronauts during their spaceflight missions. Menon, along with Russian cosmonauts Pyotr Dubrov and Anna Kikina, will board Soyuz MS-29 for the International Space Station. The eight-month mission is expected to play a significant role in scientific research and technological advancement. Anna Menon came into the spotlight after flying on SpaceX's Polaris Dawn mission in September 2024. Before joining NASA's Astronaut Group in 2025, she worked as a lead space operations engineer and mission director at SpaceX. During the Polaris Dawn mission, led by entrepreneur Jared Isaacman, Menon served as the mission's medical officer. The mission marked a milestone in private spaceflight by carrying out the world's first commercial spacewalk. Menon and fellow astronaut Sarah Gillis also became among the women who travelled farther from Earth than any women before them. Menon and Prasanth Balakrishnan Nair's association reflects the growing collaboration among astronauts across agencies, with personnel from NASA, ISRO, Roscosmos and private space companies often training together. For Kerala's Palakkad district, the achievements of three space professionals stand out. Anna Menon was part of a landmark private space mission, Anil Menon is preparing for his mission to the International Space Station, and Prasanth Balakrishnan Nair is among the astronauts selected for India's Gaganyaan programme. - Ends</w:t>
-      </w:r>
-    </w:p>
-    <w:p>
-      <w:pPr>
-        <w:pBdr>
-          <w:bottom w:val="single" w:sz="6" w:space="6" w:color="A6A6A6"/>
-        </w:pBdr>
-      </w:pPr>
-    </w:p>
-    <w:p/>
-    <w:p>
-      <w:pPr>
-        <w:spacing w:after="60"/>
-      </w:pPr>
-      <w:r>
-        <w:rPr>
-          <w:rFonts w:ascii="Times New Roman" w:hAnsi="Times New Roman"/>
-          <w:b/>
-          <w:sz w:val="26"/>
-        </w:rPr>
-        <w:t>4. ISRO successfully tests 3 key Gaganyaan crew module systems - connectedtoindia.com</w:t>
-      </w:r>
-    </w:p>
-    <w:p>
-      <w:pPr>
-        <w:spacing w:after="80"/>
-        <w:jc w:val="left"/>
-      </w:pPr>
-      <w:hyperlink r:id="rId16">
-        <w:r>
-          <w:rPr>
-            <w:color w:val="0000FF"/>
-            <w:u w:val="single"/>
-          </w:rPr>
-          <w:t>Read more</w:t>
-        </w:r>
-      </w:hyperlink>
-    </w:p>
-    <w:p>
-      <w:pPr>
-        <w:spacing w:after="120"/>
-        <w:jc w:val="center"/>
-      </w:pPr>
-      <w:r>
-        <w:drawing>
-          <wp:inline xmlns:a="http://schemas.openxmlformats.org/drawingml/2006/main" xmlns:pic="http://schemas.openxmlformats.org/drawingml/2006/picture">
-            <wp:extent cx="4389120" cy="4389120"/>
-            <wp:docPr id="4" name="Picture 4"/>
-            <wp:cNvGraphicFramePr>
-              <a:graphicFrameLocks noChangeAspect="1"/>
-            </wp:cNvGraphicFramePr>
-            <a:graphic>
-              <a:graphicData uri="http://schemas.openxmlformats.org/drawingml/2006/picture">
-                <pic:pic>
-                  <pic:nvPicPr>
-                    <pic:cNvPr id="0" name="image.gif"/>
-                    <pic:cNvPicPr/>
-                  </pic:nvPicPr>
-                  <pic:blipFill>
-                    <a:blip r:embed="rId17"/>
-                    <a:stretch>
-                      <a:fillRect/>
-                    </a:stretch>
-                  </pic:blipFill>
-                  <pic:spPr>
-                    <a:xfrm>
-                      <a:off x="0" y="0"/>
-                      <a:ext cx="4389120" cy="4389120"/>
-                    </a:xfrm>
-                    <a:prstGeom prst="rect"/>
-                  </pic:spPr>
-                </pic:pic>
-              </a:graphicData>
-            </a:graphic>
-          </wp:inline>
-        </w:drawing>
-      </w:r>
-    </w:p>
-    <w:p>
-      <w:pPr>
-        <w:spacing w:after="120" w:line="276" w:lineRule="auto"/>
-        <w:jc w:val="both"/>
-      </w:pPr>
-      <w:r>
-        <w:rPr>
-          <w:rFonts w:ascii="Times New Roman" w:hAnsi="Times New Roman"/>
-          <w:sz w:val="24"/>
-        </w:rPr>
-        <w:t>The Indian Space Research Organisation (ISRO) on Sunday, July 12, said it had successfully carried out three major tests of the Gaganyaan crew module systems. Crew Module systems of Gaganyaan mission. Photo courtesy: ISRO The first test pertained to ensuring an upright position for the crew module after splashdown in the sea, considered one of the most important crew safety requirements. To do this, a stored cold-gas-based uprighting system was developed and tested. "A system-level qualification test setup consisting of all the elements of CMUS (crew module uprighting system) was realised and successfully conducted inflation tests for the primary inflation module wherein stored gas in the high-pressure gas bottle was made to inflate the floatation by operating the control valves," the ISRO said. The second test involved examining the separation of the umbilical mechanism that serves as a link between the crew module, where astronauts live, and the service module, which provides power and propulsion. The mechanism consists of two parts, each located at the crew module side, called CSU-1, and the service module side, called CSU-2. During the crew module's Earth re-entry stage, the service module first separates from the crew module after the CSU-1 disconnects. Subsequently, just before re-entry, the CSU-2 is also separated. "Separation test of CSU-2 from simulated crew module was carried out. The test demonstrated the clean separation of CSU-2 as well as structural stability of the crew module panel and their interfaces," the space agency said. The third test validated the structural integrity of the crew module during the apex cover separation event. The apex cover protects the parachutes and associated subsystems during the mission. It is separated before parachutes are deployed to decelerate the crew module.</w:t>
-      </w:r>
-    </w:p>
-    <w:p>
-      <w:pPr>
-        <w:pBdr>
-          <w:bottom w:val="single" w:sz="6" w:space="6" w:color="A6A6A6"/>
-        </w:pBdr>
-      </w:pPr>
-    </w:p>
-    <w:p/>
-    <w:p>
-      <w:pPr>
-        <w:spacing w:after="60"/>
-      </w:pPr>
-      <w:r>
-        <w:rPr>
-          <w:rFonts w:ascii="Times New Roman" w:hAnsi="Times New Roman"/>
-          <w:b/>
-          <w:sz w:val="26"/>
-        </w:rPr>
-        <w:t>5. NASA Study Points to Smoother Air Taxi Rides</w:t>
-      </w:r>
-    </w:p>
-    <w:p>
-      <w:pPr>
-        <w:spacing w:after="80"/>
-        <w:jc w:val="left"/>
-      </w:pPr>
-      <w:hyperlink r:id="rId18">
+      <w:hyperlink r:id="rId13">
         <w:r>
           <w:rPr>
             <w:color w:val="0000FF"/>
@@ -492,7 +265,7 @@
           <w:b/>
           <w:sz w:val="26"/>
         </w:rPr>
-        <w:t>6. NASA Astronaut Anil Menon</w:t>
+        <w:t>3. NASA Astronaut Anil Menon</w:t>
       </w:r>
     </w:p>
     <w:p>
@@ -500,7 +273,7 @@
         <w:spacing w:after="80"/>
         <w:jc w:val="left"/>
       </w:pPr>
-      <w:hyperlink r:id="rId19">
+      <w:hyperlink r:id="rId14">
         <w:r>
           <w:rPr>
             <w:color w:val="0000FF"/>
@@ -547,7 +320,7 @@
           <w:b/>
           <w:sz w:val="26"/>
         </w:rPr>
-        <w:t>7. SpaceX Starship Flight 13 launch updates: SpaceX sets target date for next Starship rocket launch</w:t>
+        <w:t>4. SpaceX Starship Flight 13 launch updates: SpaceX sets target date for next Starship rocket launch</w:t>
       </w:r>
     </w:p>
     <w:p>
@@ -555,7 +328,7 @@
         <w:spacing w:after="80"/>
         <w:jc w:val="left"/>
       </w:pPr>
-      <w:hyperlink r:id="rId20">
+      <w:hyperlink r:id="rId15">
         <w:r>
           <w:rPr>
             <w:color w:val="0000FF"/>
@@ -574,7 +347,7 @@
         <w:drawing>
           <wp:inline xmlns:a="http://schemas.openxmlformats.org/drawingml/2006/main" xmlns:pic="http://schemas.openxmlformats.org/drawingml/2006/picture">
             <wp:extent cx="4389120" cy="2468880"/>
-            <wp:docPr id="5" name="Picture 5"/>
+            <wp:docPr id="3" name="Picture 3"/>
             <wp:cNvGraphicFramePr>
               <a:graphicFrameLocks noChangeAspect="1"/>
             </wp:cNvGraphicFramePr>
@@ -586,7 +359,7 @@
                     <pic:cNvPicPr/>
                   </pic:nvPicPr>
                   <pic:blipFill>
-                    <a:blip r:embed="rId21"/>
+                    <a:blip r:embed="rId16"/>
                     <a:stretch>
                       <a:fillRect/>
                     </a:stretch>
@@ -636,7 +409,7 @@
           <w:b/>
           <w:sz w:val="26"/>
         </w:rPr>
-        <w:t>8. Russia's launching a NASA astronaut and 2 cosmonauts to the International Space Station on July 14: Watch it live</w:t>
+        <w:t>5. Russia's launching a NASA astronaut and 2 cosmonauts to the International Space Station on July 14: Watch it live</w:t>
       </w:r>
     </w:p>
     <w:p>
@@ -644,7 +417,7 @@
         <w:spacing w:after="80"/>
         <w:jc w:val="left"/>
       </w:pPr>
-      <w:hyperlink r:id="rId22">
+      <w:hyperlink r:id="rId17">
         <w:r>
           <w:rPr>
             <w:color w:val="0000FF"/>
@@ -663,7 +436,7 @@
         <w:drawing>
           <wp:inline xmlns:a="http://schemas.openxmlformats.org/drawingml/2006/main" xmlns:pic="http://schemas.openxmlformats.org/drawingml/2006/picture">
             <wp:extent cx="4389120" cy="2467942"/>
-            <wp:docPr id="6" name="Picture 6"/>
+            <wp:docPr id="4" name="Picture 4"/>
             <wp:cNvGraphicFramePr>
               <a:graphicFrameLocks noChangeAspect="1"/>
             </wp:cNvGraphicFramePr>
@@ -675,7 +448,7 @@
                     <pic:cNvPicPr/>
                   </pic:nvPicPr>
                   <pic:blipFill>
-                    <a:blip r:embed="rId23"/>
+                    <a:blip r:embed="rId18"/>
                     <a:stretch>
                       <a:fillRect/>
                     </a:stretch>
@@ -725,7 +498,7 @@
           <w:b/>
           <w:sz w:val="26"/>
         </w:rPr>
-        <w:t>9. NASA begins stacking rocket ahead of 2027 Artemis III astronaut launch (photos)</w:t>
+        <w:t>6. NASA begins stacking rocket ahead of 2027 Artemis III astronaut launch (photos)</w:t>
       </w:r>
     </w:p>
     <w:p>
@@ -733,7 +506,7 @@
         <w:spacing w:after="80"/>
         <w:jc w:val="left"/>
       </w:pPr>
-      <w:hyperlink r:id="rId24">
+      <w:hyperlink r:id="rId19">
         <w:r>
           <w:rPr>
             <w:color w:val="0000FF"/>
@@ -752,7 +525,7 @@
         <w:drawing>
           <wp:inline xmlns:a="http://schemas.openxmlformats.org/drawingml/2006/main" xmlns:pic="http://schemas.openxmlformats.org/drawingml/2006/picture">
             <wp:extent cx="4389120" cy="2468880"/>
-            <wp:docPr id="7" name="Picture 7"/>
+            <wp:docPr id="5" name="Picture 5"/>
             <wp:cNvGraphicFramePr>
               <a:graphicFrameLocks noChangeAspect="1"/>
             </wp:cNvGraphicFramePr>
@@ -764,7 +537,7 @@
                     <pic:cNvPicPr/>
                   </pic:nvPicPr>
                   <pic:blipFill>
-                    <a:blip r:embed="rId25"/>
+                    <a:blip r:embed="rId20"/>
                     <a:stretch>
                       <a:fillRect/>
                     </a:stretch>
@@ -814,7 +587,7 @@
           <w:b/>
           <w:sz w:val="26"/>
         </w:rPr>
-        <w:t>10. SpaceX targets July 16 for Starship Flight 13, reveals what went wrong on previous launch</w:t>
+        <w:t>7. SpaceX targets July 16 for Starship Flight 13, reveals what went wrong on previous launch</w:t>
       </w:r>
     </w:p>
     <w:p>
@@ -822,7 +595,7 @@
         <w:spacing w:after="80"/>
         <w:jc w:val="left"/>
       </w:pPr>
-      <w:hyperlink r:id="rId26">
+      <w:hyperlink r:id="rId21">
         <w:r>
           <w:rPr>
             <w:color w:val="0000FF"/>
@@ -841,7 +614,7 @@
         <w:drawing>
           <wp:inline xmlns:a="http://schemas.openxmlformats.org/drawingml/2006/main" xmlns:pic="http://schemas.openxmlformats.org/drawingml/2006/picture">
             <wp:extent cx="4389120" cy="2468880"/>
-            <wp:docPr id="8" name="Picture 8"/>
+            <wp:docPr id="6" name="Picture 6"/>
             <wp:cNvGraphicFramePr>
               <a:graphicFrameLocks noChangeAspect="1"/>
             </wp:cNvGraphicFramePr>
@@ -853,7 +626,7 @@
                     <pic:cNvPicPr/>
                   </pic:nvPicPr>
                   <pic:blipFill>
-                    <a:blip r:embed="rId27"/>
+                    <a:blip r:embed="rId22"/>
                     <a:stretch>
                       <a:fillRect/>
                     </a:stretch>
@@ -903,7 +676,7 @@
           <w:b/>
           <w:sz w:val="26"/>
         </w:rPr>
-        <w:t>11. Space junk debris cloud discovered in high-traffic orbit 'is a potential minefield' for the costliest satellites</w:t>
+        <w:t>8. Space junk debris cloud discovered in high-traffic orbit 'is a potential minefield' for the costliest satellites</w:t>
       </w:r>
     </w:p>
     <w:p>
@@ -911,7 +684,7 @@
         <w:spacing w:after="80"/>
         <w:jc w:val="left"/>
       </w:pPr>
-      <w:hyperlink r:id="rId28">
+      <w:hyperlink r:id="rId23">
         <w:r>
           <w:rPr>
             <w:color w:val="0000FF"/>
@@ -930,7 +703,7 @@
         <w:drawing>
           <wp:inline xmlns:a="http://schemas.openxmlformats.org/drawingml/2006/main" xmlns:pic="http://schemas.openxmlformats.org/drawingml/2006/picture">
             <wp:extent cx="4389120" cy="2468880"/>
-            <wp:docPr id="9" name="Picture 9"/>
+            <wp:docPr id="7" name="Picture 7"/>
             <wp:cNvGraphicFramePr>
               <a:graphicFrameLocks noChangeAspect="1"/>
             </wp:cNvGraphicFramePr>
@@ -942,7 +715,7 @@
                     <pic:cNvPicPr/>
                   </pic:nvPicPr>
                   <pic:blipFill>
-                    <a:blip r:embed="rId29"/>
+                    <a:blip r:embed="rId24"/>
                     <a:stretch>
                       <a:fillRect/>
                     </a:stretch>
@@ -992,7 +765,7 @@
           <w:b/>
           <w:sz w:val="26"/>
         </w:rPr>
-        <w:t>12. Live coverage: SpaceX to launch a flight-proven Falcon booster for 600th time</w:t>
+        <w:t>9. Live coverage: SpaceX to launch a flight-proven Falcon booster for 600th time</w:t>
       </w:r>
     </w:p>
     <w:p>
@@ -1000,7 +773,7 @@
         <w:spacing w:after="80"/>
         <w:jc w:val="left"/>
       </w:pPr>
-      <w:hyperlink r:id="rId30">
+      <w:hyperlink r:id="rId25">
         <w:r>
           <w:rPr>
             <w:color w:val="0000FF"/>
@@ -1020,7 +793,7 @@
           <w:rFonts w:ascii="Times New Roman" w:hAnsi="Times New Roman"/>
           <w:sz w:val="24"/>
         </w:rPr>
-        <w:t>Update July 13, 4:12 p.m. EDT (2012 UTC): SpaceX pushed back the T-0 liftoff time. SpaceX will perform the 600th reuse of one of its Falcon rocket boosters when it launches the Starlink 10-45 mission from Cape Canaveral Space Force Station Tuesday morning. The predawn flight will add another 29 broadband internet satellites to SpaceX's low Earth orbit constellation. The company has more than 10,7000 spacecraft in low Earth orbit. Liftoff from Space Launch Complex 40 is scheduled for 5:10 a.m. EDT (0910 UTC). The rocket will fly on a north-easterly trajectory upon leaving the pad. Spaceflight Now will have live coverage beginning about an hour prior to liftoff. &lt;span data-mce-type="bookmark" style="display: inline-block; width: 0px; overflow: hidden; line-height: 0;" class="mce_SELRES_start"&gt;&lt;/span&gt; The 45th Weather Squadron forecast a 90 percent chance for favorable weather at the opening of the window, which improves to 95 percent as time goes on. Meteorologists are watching out the slight possibility of the rocket flying through thick clouds, which could generate lightning. "Some lingering thick clouds left over by the evening convection may be present at the beginning of the launch window but should gradually dissipate through the window," launch weather officers wrote. "As a result, we have raised the POV slightly at the beginning of tonight's launch window, but overall good weather is expected." SpaceX will launch the Starlink 10-45 mission using the Falcon 9 first stage booster with the tail number B1080. This will be its 28th flight following the launches of two crew flights for Axiom Space, the European Space Agency's Euclid observatory, and Northrop Grumman's NG-21. Nearly 8.5 minutes after liftoff, B1080 will target a landing on the droneship, 'A Shortfall of Gravitas', positioned in the Atlantic Ocean. If successful, this will be the 161st landing on this vessel and the 638th booster landing for the company to date.</w:t>
+        <w:t>Update July 13, 5:58 a.m. EDT (0958 UTC): SpaceX landed its booster on the droneship. SpaceX flew a flight-proven Falcon rocket booster for a 600th time when it launched the Starlink 10-45 mission from Cape Canaveral Space Force Station Tuesday morning. This was the 28th flight for the booster with the tail number 1080. The predawn flight added another 29 broadband internet satellites to SpaceX's low Earth orbit constellation. The company has more than 10,800 spacecraft in low Earth orbit. Liftoff from Space Launch Complex 40 happened at 5:10 a.m. EDT (0910 UTC). The rocket flew on a north-easterly trajectory upon leaving the pad. &lt;span data-mce-type="bookmark" style="display: inline-block; width: 0px; overflow: hidden; line-height: 0;" class="mce_SELRES_start"&gt;&lt;/span&gt; The 45th Weather Squadron forecast a 90 percent chance for favorable weather at the opening of the window, which improves to 95 percent as time goes on. Meteorologists are watching out the slight possibility of the rocket flying through thick clouds, which could generate lightning. "Some lingering thick clouds left over by the evening convection may be present at the beginning of the launch window but should gradually dissipate through the window," launch weather officers wrote. "As a result, we have raised the POV slightly at the beginning of tonight's launch window, but overall good weather is expected." SpaceX launch the Starlink 10-45 mission using the Falcon 9 first stage booster with the tail number B1080. This was its 28th flight following the launches of two crew flights for Axiom Space, the European Space Agency's Euclid observatory, and Northrop Grumman's NG-21. Nearly 8.5 minutes after liftoff, B1080 landed on the droneship, 'A Shortfall of Gravitas', positioned in the Atlantic Ocean. This was the 161st landing on this vessel and the 638th booster landing for the company to date.</w:t>
       </w:r>
     </w:p>
     <w:sectPr>

--- a/Space_News_14_07_2026.docx
+++ b/Space_News_14_07_2026.docx
@@ -388,7 +388,7 @@
           <w:rFonts w:ascii="Times New Roman" w:hAnsi="Times New Roman"/>
           <w:sz w:val="24"/>
         </w:rPr>
-        <w:t>Get notified of updates SpaceX targeting July 16 for Starship Flight 13 The next Starship launch has arrived! SpaceX is targeting no earlier than July 16 for the next launch of its massive Starship rocket, the company announced on in a post on X . Flight 13 will be the second launch of the vehicle's Version 3 configuration and will be similar in profile to Flight 12. It will be the second launch for Starship "Version 3" (V3), a bigger, more powerful upgrade from previous Starship designs, and will come a little less than two months after V3's debut . A 90-minute launch window will begin on Thursday at 6:45 p.m. EDT (2245 GMT). A livestream of the mission will begin about 30 minutes prior to liftoff and stream on the company's mission page , profile on X and here on Space.com. Full story: SpaceX targets July 16 for Starship Flight 13, reveals what went wrong on previous launch</w:t>
+        <w:t>Get notified of updates Super Heavy booster moved back to hangar (Image credit: SpaceX) Following a static fire engine test last Friday (July 10), SpaceX has lowered the Flight 13 Super Heavy, Booster 20, from the launch stand and transported the stage back to its hangar at the company's Starbase, Texas, facility. The booster will roll back to the pad in the next day or so, along with Ship 40, the Flight 13 Starship upper stage. The pair will be stacked a Starbase's pad 2, where it's expected the rocket will undergo at least one additional engine test prior to launch. SpaceX is still targeting July 16 for liftoff of Starship's 13th test flight, scheduled to get off the ground during a 90-minute window that opens at 6:45 p.m. EDT (2245 GMT). Read how this launch will deploy SpaceX's first batch up upgraded Starlink Version 3 satellites into space. How to watch SpaceX launch Starship Flight 13 on July 16</w:t>
       </w:r>
     </w:p>
     <w:p>
